--- a/example_articles/countries/United Kingdom/3.countries_United Kingdom_New_York_Times.docx
+++ b/example_articles/countries/United Kingdom/3.countries_United Kingdom_New_York_Times.docx
@@ -29,17 +29,17 @@
     </w:p>
     <w:p>
       <w:r>
-        <w:t>Source File: NYT/47.DOCX</w:t>
+        <w:t>Source file: NYT/47.DOCX</w:t>
       </w:r>
     </w:p>
     <w:p>
       <w:r>
-        <w:t>Raw locations result: ['United Kingdom (London)']</w:t>
+        <w:t>Raw locations result, 'locations': ['United Kingdom (London)']</w:t>
       </w:r>
     </w:p>
     <w:p>
       <w:r>
-        <w:t>countries_stand_flat (Standardized): United Kingdom</w:t>
+        <w:t>Standardized locations result, 'countries_stand_flat': United Kingdom</w:t>
       </w:r>
     </w:p>
     <w:p>

--- a/example_articles/countries/United Kingdom/3.countries_United Kingdom_New_York_Times.docx
+++ b/example_articles/countries/United Kingdom/3.countries_United Kingdom_New_York_Times.docx
@@ -7,9 +7,7 @@
         <w:pStyle w:val="Heading1"/>
       </w:pPr>
       <w:r>
-        <w:t>TV VIEW;</w:t>
-        <w:br/>
-        <w:t>A SOFT FOCUS ON A SHARP CONFLICT HAS ITS RISKS</w:t>
+        <w:t>THE VIEW FROM STAGE LEFT</w:t>
       </w:r>
     </w:p>
     <w:p>
@@ -19,22 +17,22 @@
     </w:p>
     <w:p>
       <w:r>
-        <w:t>Date: 1990-03-25</w:t>
+        <w:t>Date: 1990-01-28</w:t>
       </w:r>
     </w:p>
     <w:p>
       <w:r>
-        <w:t>Section: Section 2; Page 33, Column 1; Arts and Leisure Desk; Review</w:t>
+        <w:t>Section: Section 7; Page 28, Column 1; Book Review Desk; Review</w:t>
       </w:r>
     </w:p>
     <w:p>
       <w:r>
-        <w:t>Source file: NYT/47.DOCX</w:t>
+        <w:t>Source file: NYT/17.DOCX</w:t>
       </w:r>
     </w:p>
     <w:p>
       <w:r>
-        <w:t>Raw locations result, 'locations': ['United Kingdom (London)']</w:t>
+        <w:t>Raw locations result, 'locations': ['United Kingdom']</w:t>
       </w:r>
     </w:p>
     <w:p>
@@ -51,33 +49,25 @@
     </w:p>
     <w:p>
       <w:r>
-        <w:t>Even a generally first-rate television production can leave the impression of an opportunity missed - especially when the focus in on the extraordinarily urgent subject of racial tensions in the United States.</w:t>
+        <w:t>THE STORY OF UNITY THEATRE</w:t>
         <w:br/>
-        <w:t>Issued only two months before the Rev. Martin Luther King Jr. was assassinated in 1968, the Kerner Commission report warned: ''Our nation is moving toward two societies, one black, one white - separate and unequal.'' Of all the subsequent events that would reinforce this bleak fact, none was more vividly unsettling than the eruption of violence in Boston in the mid-1970's when court-ordered busing was imposed to facilitate the desegregation of public schools. Generating international headlines, the story as covered by television, always hungry for powerful visuals, generally tended to pit angry, sometimes ferocious whites against frightened black schoolchildren. The culprit was racism, pure and simple. The reality, of course, was far more complicated and messy.</w:t>
+        <w:t>By Colin Chambers.</w:t>
         <w:br/>
-        <w:t>The sprawling story was chronicled brilliantly by the journalist J. Anthony Lukas in his Pulitzer Prize-winning 1985 book ''Common Ground: A Turbulent Decade in the Lives of Three American Families.'' The families were the Irish-Catholic McGoffs, the black Twymons and the Yankee Divers. Devoting alternating chapters to each, Mr. Lukas traced their roots back to the 18th and 19th centuries, in the process painstakingly fleshing out a portrait of the entire city of Boston. The families were not selected as statistical averages or norms. The author was simply impressed with their ''special intensity.'' In a prefatory note, Mr. Lukas wrote that ''the more time I spent with them, the harder it became to assign easy labels of guilt or virtue.''</w:t>
+        <w:t>Illustrated. 446 pp. New York:</w:t>
         <w:br/>
-        <w:t>Now adapted for television, with a script by Edward Hume (''The Day After''), the two-part ''Common Ground'' is being presented on CBS tonight and Tuesday, from 9 to 11 each night. The director is Michael Newell. Here, certainly, was an opportunity for a mini-series that would capture both the scope and incisive detail of the book. And indeed, ''Common Ground'' started out as a seven-hour project, only to be cut back finally to four hours (or, minus commercials, about three hours and 15 minutes).</w:t>
+        <w:t>St. Martin's Press. $39.95.</w:t>
         <w:br/>
-        <w:t>The character of upscale Colin Diver (Richard Thomas), the idealistic Harvard Law graduate whose integration efforts include moving his family to the racially mixed and harshly eye-opening South End section of Boston, is almost reduced to a walk-on. Overall, the condensed version of the story - much of it filmed in Toronto because of Boston's nervousness with the project - has its moments of power, thanks to a strikingly capable cast, and many of the book's major themes and insights can be caught in bits of dialogue, if you listen carefully.</w:t>
+        <w:t>This is a deeply English book about a deeply English subject. You could call ''The Story of Unity Theatre'' a microcosmic study of the British left. Left-wing movements in other countries have often thought their British colleagues rather parochial, and they have often been correct. But really, that parochialism is only an aspect of something much more complex and refreshing: the tendency of the British left to be solidly rooted in local communities, and its rugged, dogged unwillingness to be pushed around by dogmatic ideologues and apparatchiks. The British left also has an oppressively puritanical streak. Success is always slightly suspect; bouncy, spontaneous amateurism is usually preferable to professional polish; and the natural medium of expression is one of defiant, sometimes resentful opposition.</w:t>
         <w:br/>
-        <w:t>In Part Two, for instance, the frustrated Mr. Diver, who once saw the ''American dilemma'' in exclusively racial and legal terms, tells an increasingly waffling Mayor Kevin White (James Farentino) that the ''real issue'' is the separation of rich and poor, locked together. ''Those who can afford it, get out,'' he says. As Robert Coles put it in a 1974 interview: Working-class whites and blacks are ''both competing for a very limited piece of the pie, the limits of which are being set by the larger limits of class, which allow them damn little, if anything.'' Even Mr. Diver ends up moving his family to the affluent suburbs (today he is dean of the University of Pennsylvania Law School).</w:t>
+        <w:t>The Unity Theater was born in the early 1930's, in a spirit of enterprise, ideological bickering and vigorous, healthy dissent. It was initially an amateur outfit, operating in small, dingy premises near the St. Pancras railway station in London and devoted to the production of plays for, by and about the working class. Right from the start Unity resolutely distinguished itself from the professional theater politically, stylistically and psychologically, and Colin Chambers, the literary manager of the Royal Shakespeare Company, reflects these attitudes by a steady trickle of derogatory references to ''the irrelevance of the West End, with its 'anyone-for-tennis' entertainment'' and ''the working class's historical exclusion from the dominant culture.'' There is, of course, a much more complex sociological question involved here, namely the tendency of the English (as distinct from the Scottish or Welsh) working class to reject the dominant culture even when it has access to it; but Mr. Chambers does not deal with this.</w:t>
         <w:br/>
-        <w:t>Obviously more comfortable with personal angles and emotional payoffs, television's ''Common Ground'' focuses on the McGoffs and Twymons. The widowed Alice McGoff, played with perfect Boston Irish shadings by Jane Curtin, struggles to raise her seven children in a Charlestown housing project. The divorced Rachel Twymon, captured in yet another wonderful performance by C. C. H. Pounder, lives with her six children in the mostly black neighborhood of Roxbury. Each woman wants only what she thinks is best for her children. But caught up in the busing controversy, which will bring Rachel's daughter Cassandra (Erika Alexander) to Charlestown's high school, they find themselves being reduced to easy stereotypes.</w:t>
+        <w:t>He is admirably objective about the British Communist Party's role in the running of Unity. It is a predictably dismal story. The party, for example, disliked verse drama, but approved of ''Charley's Aunt'' as a revolutionary comedy; and the author of a play about the Rosenbergs was told that even if he believed the couple had to some extent been guilty he should portray them as totally innocent. (He complied.) But Unity was also perfectly capable of opposing doctrinaire interference, and Mr. Chambers reports examples of its principled resistance almost with glee.</w:t>
         <w:br/>
-        <w:t>Predictably, the film manages to find uplifting moments. Reluctantly entering a school variety show, Cassandra gets a standing ovation from the predominantly white audience for singing ''Reach Out, I'll Be There'' (actually she took second prize for ''You Are My Shining Star''). And as class president, Alice's daughter Lisa (Georgia Emelin), having put her outspoken bigotry behind her, makes a graduation speech - embellished in the film - imploring parents and children to ''care about that person beside you.'' Like those schools that had earlier objected to black students hearing the ''negative'' poetry of Langston Hughes, television entertainment is intent on accentuating what it considers the positive. The conclusion of ''Common Ground'' does manage to be restrained as Cassandra wonders aloud: ''Better off? I don't know. Maybe it will be better for those who come after us. I hope so.''</w:t>
+        <w:t>Almost but not quite. In his determination to be dispassionate he tends to become monotonous in his recitations of controversies. This is aggravated by his tendency to hang simplifying labels on people (''the notorious anti-Communist Ernest Bevin'') and by a heavy political tendentiousness that, in 1990, is rather hard to take.</w:t>
         <w:br/>
-        <w:t>In short, Mr. Lukas's monumental study has been reduced to a skeletal outline, in the end telling the viewer not much more than could have been learned about the same events in a half-hour review carried on the public-TV documentary series ''Eyes on the Prize II.'' The Diver family was only one victim of all the chopping and snipping. Virtually eliminated from the screen treatment are Louise Day Hicks, the unlikely politician who became the city's most prominent anti-busing symbol; Richard Cardinal Cushing and his successor, Humberto Cardinal Madeiros, who watched their attempts to be evenhanded set off waves of anti-clericalism in Irish-Catholic neighborhoods, and Thomas Winship, editor of The Boston Globe, who had to confront charges of bias in coverage of the story.</w:t>
+        <w:t>The best work of the Unity Theater was done in the 1930's and during World War II. At a time of great poverty and ideological confusion, it provided a political and artistic outlet for people who were getting tired of being patronized and who were increasingly suspicious of their politicians. The story of its creation, entirely without subsidy and helped along by voluntary donations and by people working for nothing, shows the British working class at its best: tough, defiant, enterprising, invincibly cheerful and driven by an unselfish spirit of cooperation.</w:t>
         <w:br/>
-        <w:t>The mini-series is not likely to change minds or alter attitudes. The McGoffs and Twymons emerge as more understandable and sympathetic figures. Poor but proud, Alice places her faith in the American flag and Jesus Christ. Fighting the odds, tough Rachel is adamantly practical: ''I'm not talking brotherhood week, honey, I'm talking survival - and in Boston, not some make-believe Africa.'' Nevertheless, the busing confrontation leaves them, as Alice says, ''bringing out so much stuff, the worst in everybody.'' That reminder is what makes ''Common Ground'' unusually pertinent television.</w:t>
-        <w:br/>
-        <w:br/>
-        <w:t>Graphic</w:t>
-        <w:br/>
-        <w:br/>
-        <w:t xml:space="preserve"> </w:t>
-        <w:br/>
-        <w:t>Photo: A scene from ''Common Ground,'' beginning tonight at 9 - The mini-series is not likely to change minds or alter attitudes. (Tony Esparza/CBS)</w:t>
+        <w:t>Unity expanded the horizons of the British theater and enriched the lives of hundreds of thousands of people; it finally expired in 1983 because it represented a spirit of old-fashioned opposition and could not find its place in a more strident and increasingly prosperous age. But that is another story.</w:t>
       </w:r>
     </w:p>
     <w:sectPr>

--- a/example_articles/countries/United Kingdom/3.countries_United Kingdom_New_York_Times.docx
+++ b/example_articles/countries/United Kingdom/3.countries_United Kingdom_New_York_Times.docx
@@ -7,7 +7,7 @@
         <w:pStyle w:val="Heading1"/>
       </w:pPr>
       <w:r>
-        <w:t>THE VIEW FROM STAGE LEFT</w:t>
+        <w:t>From the Annals Of Reinvention: Vidal Sassoon - Correction Appended</w:t>
       </w:r>
     </w:p>
     <w:p>
@@ -17,17 +17,17 @@
     </w:p>
     <w:p>
       <w:r>
-        <w:t>Date: 1990-01-28</w:t>
+        <w:t>Date: 2011-02-06</w:t>
       </w:r>
     </w:p>
     <w:p>
       <w:r>
-        <w:t>Section: Section 7; Page 28, Column 1; Book Review Desk; Review</w:t>
+        <w:t>Section: Section AR; Column 0; Arts and Leisure Desk; Pg. 12; FILM</w:t>
       </w:r>
     </w:p>
     <w:p>
       <w:r>
-        <w:t>Source file: NYT/17.DOCX</w:t>
+        <w:t>Source file: NYT/37.DOCX</w:t>
       </w:r>
     </w:p>
     <w:p>
@@ -49,25 +49,80 @@
     </w:p>
     <w:p>
       <w:r>
-        <w:t>THE STORY OF UNITY THEATRE</w:t>
+        <w:t>Beverly Hills, Calif.</w:t>
         <w:br/>
-        <w:t>By Colin Chambers.</w:t>
+        <w:t>IN its early stages ''Vidal Sassoon The Movie'' was intended as a birthday present from Michael Gordon, the hair product mogul who produced it, to his old friend Mr. Sassoon. So it's not surprising that the documentary, which opens in New York on Friday, hits all the high points of Mr. Sassoon's 69-year career as a hairdresser: his head-turning geometric haircuts, his brilliance at branding his name, and his movie-star clientele. But it also covers the reinvention that took him there: how a London-born, tough working-class Jewish boy -- who was a fist-throwing member of the British anti-fascist brigade, 43 Group, and fought in Israel's War of Independence -- eventually got rid of his Cockney accent and became known as the charismatic, erudite millionaire King of Hair. Recently Mr. Sassoon, 83, impeccably attired in an Yves Saint Laurent suit and knotted black cashmere scarf, sat in an outdoor booth at the Polo Lounge at the Beverly Hills Hotel and held forth on a variety of subjects, from his memories of an impoverished childhood to why award-show red-carpet coverage makes him cringe. These are excerpts from his conversation with Margy Rochlin.</w:t>
         <w:br/>
-        <w:t>Illustrated. 446 pp. New York:</w:t>
+        <w:t>Q. When you first agreed to the documentary, you were writing your memoirs. Did one project feed the other?</w:t>
         <w:br/>
-        <w:t>St. Martin's Press. $39.95.</w:t>
+        <w:t>A. No question. I went back to my very early childhood, which I could never forget. I could remember it so well because it was so different.</w:t>
         <w:br/>
-        <w:t>This is a deeply English book about a deeply English subject. You could call ''The Story of Unity Theatre'' a microcosmic study of the British left. Left-wing movements in other countries have often thought their British colleagues rather parochial, and they have often been correct. But really, that parochialism is only an aspect of something much more complex and refreshing: the tendency of the British left to be solidly rooted in local communities, and its rugged, dogged unwillingness to be pushed around by dogmatic ideologues and apparatchiks. The British left also has an oppressively puritanical streak. Success is always slightly suspect; bouncy, spontaneous amateurism is usually preferable to professional polish; and the natural medium of expression is one of defiant, sometimes resentful opposition.</w:t>
+        <w:t>Q. How so?</w:t>
         <w:br/>
-        <w:t>The Unity Theater was born in the early 1930's, in a spirit of enterprise, ideological bickering and vigorous, healthy dissent. It was initially an amateur outfit, operating in small, dingy premises near the St. Pancras railway station in London and devoted to the production of plays for, by and about the working class. Right from the start Unity resolutely distinguished itself from the professional theater politically, stylistically and psychologically, and Colin Chambers, the literary manager of the Royal Shakespeare Company, reflects these attitudes by a steady trickle of derogatory references to ''the irrelevance of the West End, with its 'anyone-for-tennis' entertainment'' and ''the working class's historical exclusion from the dominant culture.'' There is, of course, a much more complex sociological question involved here, namely the tendency of the English (as distinct from the Scottish or Welsh) working class to reject the dominant culture even when it has access to it; but Mr. Chambers does not deal with this.</w:t>
+        <w:t>A. During the late '20s my father left us. My mother was in a complete hole with no money, and we were evicted. She was so embarrassed that in the middle of the night an uncle picked us up in Shepherd's Bush and took us to a two-room tenement on Petticoat Lane with my three cousins and my Auntie Kate, a great, big-bosomed lady, full of fun. Boy, was that the ghetto. If it was January and if you had to use the toilet, you'd leave the building just praying that someone had just come off it so the seat was warm.</w:t>
         <w:br/>
-        <w:t>He is admirably objective about the British Communist Party's role in the running of Unity. It is a predictably dismal story. The party, for example, disliked verse drama, but approved of ''Charley's Aunt'' as a revolutionary comedy; and the author of a play about the Rosenbergs was told that even if he believed the couple had to some extent been guilty he should portray them as totally innocent. (He complied.) But Unity was also perfectly capable of opposing doctrinaire interference, and Mr. Chambers reports examples of its principled resistance almost with glee.</w:t>
+        <w:t>Q. When times got tougher, you were sent to live at a Jewish orphanage for seven years. How did you adjust?</w:t>
         <w:br/>
-        <w:t>Almost but not quite. In his determination to be dispassionate he tends to become monotonous in his recitations of controversies. This is aggravated by his tendency to hang simplifying labels on people (''the notorious anti-Communist Ernest Bevin'') and by a heavy political tendentiousness that, in 1990, is rather hard to take.</w:t>
+        <w:t>A. I was a bit of a rebel. When I was about 10 I ran away to see my father. He couldn't have cared less. He just took me back as soon as he could. There was a big meeting because I was the first one to have run away. And they said, ''What can we do to make you happier?'' I said, ''How about more food?''</w:t>
         <w:br/>
-        <w:t>The best work of the Unity Theater was done in the 1930's and during World War II. At a time of great poverty and ideological confusion, it provided a political and artistic outlet for people who were getting tired of being patronized and who were increasingly suspicious of their politicians. The story of its creation, entirely without subsidy and helped along by voluntary donations and by people working for nothing, shows the British working class at its best: tough, defiant, enterprising, invincibly cheerful and driven by an unselfish spirit of cooperation.</w:t>
+        <w:t>Q. You got into hairdressing because your mother had a premonition that it was your destiny. You didn't argue?</w:t>
         <w:br/>
-        <w:t>Unity expanded the horizons of the British theater and enriched the lives of hundreds of thousands of people; it finally expired in 1983 because it represented a spirit of old-fashioned opposition and could not find its place in a more strident and increasingly prosperous age. But that is another story.</w:t>
+        <w:t>A. You never argued with my mother. You couldn't win.</w:t>
+        <w:br/>
+        <w:t>Q. In the documentary you mention that the first hairdresser you apprenticed under was very strict.</w:t>
+        <w:br/>
+        <w:t>A. You couldn't come to the salon with wrinkled trousers. I was 14, and we were sleeping at the shelters because the Luftwaffe were bombing every night. He'd tell you to sleep on your trousers without wriggling about, and you'd end up with a beautiful crease in the morning. He'd say, ''Make sure your shoes are shined and your nails are clean.'' Otherwise he'd send us home. It was barbaric, but I loved him. I learned my discipline from him.</w:t>
+        <w:br/>
+        <w:t>Q. You've said that it took you nine years to perfect the Sassoon technique. How did you appease the failed experiments?</w:t>
+        <w:br/>
+        <w:t>A. ''It'll grow, darling. Come back and be my guest.''</w:t>
+        <w:br/>
+        <w:t>Q. What's crucial to being a great hairdresser?</w:t>
+        <w:br/>
+        <w:t>A. The ability to look at somebody's face and body structure. It's like sculpture. You eliminate the superfluous. Q. Name a celebrity with a good haircut.</w:t>
+        <w:br/>
+        <w:t>A. Victoria Beckham has a marvelous haircut, and so does Tom Cruise's wife. But so many of them are wearing what I call curtains. They have beautiful bones, and they hide them with their hair. It's nuts.</w:t>
+        <w:br/>
+        <w:t>Q. Do you watch award ceremonies' red-carpet coverage to stay au courant?</w:t>
+        <w:br/>
+        <w:t>A. I'm terrified about what goes on at these awards shows. I recently did an interview where they showed me really bad pictures from the Golden Globes and asked for my opinion. You can't tell me that there aren't super hairdressers working at the awards. They just don't have time to do a really good job. I didn't name names. All my life I've never knocked a hairdresser. It doesn't become me.</w:t>
+        <w:br/>
+        <w:t>Q. When you chopped off Mia Farrow's trademark long hair for ''Rosemary's Baby,'' it generated big headlines. How did you come up with her almost boyish look?</w:t>
+        <w:br/>
+        <w:t>A. Do you know how that happened? She had an argument with Mr. Sinatra, and she went to town on her hair. Then she called me and said, ''Vidal, could you straighten my hair out?'' I said, ''Mia, I can only go short.''</w:t>
+        <w:br/>
+        <w:t>Q. Was your enduring tag line, ''If you don't look good, we don't look good,'' your idea?</w:t>
+        <w:br/>
+        <w:t>A. No. I was backstage at a show we were doing in New Orleans, and a gentleman named Peter Rogers, an advertising genius out of New York, came over and introduced himself. All he said was, ''If you don't look good, we don't look good.'' I knew instinctively it was the right saying.</w:t>
+        <w:br/>
+        <w:t>Q. The tone of those interviewed in ''Vidal Sassoon'' is very loving. Were you given editorial control?</w:t>
+        <w:br/>
+        <w:t>A. No. I wanted them to have a clear, open field of thought rather than me pushing ideas into their head. Q. Reportedly Joan Rivers sent a three-page e-mail to the director of the documentary ''Joan Rivers: A Piece of Work'' outlining suggestions for improvements.</w:t>
+        <w:br/>
+        <w:t>A. She probably wasn't in comedy, the director. Michael Gordon and I, we both come from hair. Joan Rivers is one of the funniest women alive. I definitely want to see her documentary.</w:t>
+        <w:br/>
+        <w:t>Q. It's about how she was 76 and a total workaholic.</w:t>
+        <w:br/>
+        <w:t>A. I'm 83. Who wants to stop working?</w:t>
+        <w:br/>
+        <w:br/>
+        <w:t>http://www.nytimes.com</w:t>
+        <w:br/>
+        <w:t>Correction</w:t>
+        <w:br/>
+        <w:br/>
+        <w:br/>
+        <w:t>This article has been revised to reflect the following correction: An article on Page 12 this weekend about the hairdresser Vidal Sassoon and the new documentary ''Vidal Sassoon The Movie'' misstates the given name of a hair product mogul who produced the movie. He is Michael Gordon, not Mark.</w:t>
+        <w:br/>
+        <w:t>Correction-Date: February 6, 2011</w:t>
+        <w:br/>
+        <w:br/>
+        <w:t>Graphic</w:t>
+        <w:br/>
+        <w:br/>
+        <w:t xml:space="preserve"> </w:t>
+        <w:br/>
+        <w:t>PHOTOS: Vidal Sassoon is the subject of a new documentary film, ''Vidal Sassoon The Movie.'' Right, a scene from the film shows Mr. Sassoon on the Millennium Bridge in London. Above, vintage Sassoon looks on contemporary models, in a still taken during the shooting of the film. (PHOTOGRAPHS BY MICHAEL GORDON/PHASE4 FILMS)</w:t>
       </w:r>
     </w:p>
     <w:sectPr>

--- a/example_articles/countries/United Kingdom/3.countries_United Kingdom_New_York_Times.docx
+++ b/example_articles/countries/United Kingdom/3.countries_United Kingdom_New_York_Times.docx
@@ -7,7 +7,7 @@
         <w:pStyle w:val="Heading1"/>
       </w:pPr>
       <w:r>
-        <w:t>From the Annals Of Reinvention: Vidal Sassoon - Correction Appended</w:t>
+        <w:t>ARE BRITISH FILMS FINISHED?</w:t>
       </w:r>
     </w:p>
     <w:p>
@@ -17,17 +17,17 @@
     </w:p>
     <w:p>
       <w:r>
-        <w:t>Date: 2011-02-06</w:t>
+        <w:t>Date: 1980-07-13</w:t>
       </w:r>
     </w:p>
     <w:p>
       <w:r>
-        <w:t>Section: Section AR; Column 0; Arts and Leisure Desk; Pg. 12; FILM</w:t>
+        <w:t>Section: Section 2; Page 1, Column 4; Arts and Leisure Desk</w:t>
       </w:r>
     </w:p>
     <w:p>
       <w:r>
-        <w:t>Source file: NYT/37.DOCX</w:t>
+        <w:t>Source file: NYT/54.DOCX</w:t>
       </w:r>
     </w:p>
     <w:p>
@@ -49,80 +49,57 @@
     </w:p>
     <w:p>
       <w:r>
-        <w:t>Beverly Hills, Calif.</w:t>
+        <w:t>--------------------------------------------------------------------</w:t>
         <w:br/>
-        <w:t>IN its early stages ''Vidal Sassoon The Movie'' was intended as a birthday present from Michael Gordon, the hair product mogul who produced it, to his old friend Mr. Sassoon. So it's not surprising that the documentary, which opens in New York on Friday, hits all the high points of Mr. Sassoon's 69-year career as a hairdresser: his head-turning geometric haircuts, his brilliance at branding his name, and his movie-star clientele. But it also covers the reinvention that took him there: how a London-born, tough working-class Jewish boy -- who was a fist-throwing member of the British anti-fascist brigade, 43 Group, and fought in Israel's War of Independence -- eventually got rid of his Cockney accent and became known as the charismatic, erudite millionaire King of Hair. Recently Mr. Sassoon, 83, impeccably attired in an Yves Saint Laurent suit and knotted black cashmere scarf, sat in an outdoor booth at the Polo Lounge at the Beverly Hills Hotel and held forth on a variety of subjects, from his memories of an impoverished childhood to why award-show red-carpet coverage makes him cringe. These are excerpts from his conversation with Margy Rochlin.</w:t>
-        <w:br/>
-        <w:t>Q. When you first agreed to the documentary, you were writing your memoirs. Did one project feed the other?</w:t>
-        <w:br/>
-        <w:t>A. No question. I went back to my very early childhood, which I could never forget. I could remember it so well because it was so different.</w:t>
-        <w:br/>
-        <w:t>Q. How so?</w:t>
-        <w:br/>
-        <w:t>A. During the late '20s my father left us. My mother was in a complete hole with no money, and we were evicted. She was so embarrassed that in the middle of the night an uncle picked us up in Shepherd's Bush and took us to a two-room tenement on Petticoat Lane with my three cousins and my Auntie Kate, a great, big-bosomed lady, full of fun. Boy, was that the ghetto. If it was January and if you had to use the toilet, you'd leave the building just praying that someone had just come off it so the seat was warm.</w:t>
-        <w:br/>
-        <w:t>Q. When times got tougher, you were sent to live at a Jewish orphanage for seven years. How did you adjust?</w:t>
-        <w:br/>
-        <w:t>A. I was a bit of a rebel. When I was about 10 I ran away to see my father. He couldn't have cared less. He just took me back as soon as he could. There was a big meeting because I was the first one to have run away. And they said, ''What can we do to make you happier?'' I said, ''How about more food?''</w:t>
-        <w:br/>
-        <w:t>Q. You got into hairdressing because your mother had a premonition that it was your destiny. You didn't argue?</w:t>
-        <w:br/>
-        <w:t>A. You never argued with my mother. You couldn't win.</w:t>
-        <w:br/>
-        <w:t>Q. In the documentary you mention that the first hairdresser you apprenticed under was very strict.</w:t>
-        <w:br/>
-        <w:t>A. You couldn't come to the salon with wrinkled trousers. I was 14, and we were sleeping at the shelters because the Luftwaffe were bombing every night. He'd tell you to sleep on your trousers without wriggling about, and you'd end up with a beautiful crease in the morning. He'd say, ''Make sure your shoes are shined and your nails are clean.'' Otherwise he'd send us home. It was barbaric, but I loved him. I learned my discipline from him.</w:t>
-        <w:br/>
-        <w:t>Q. You've said that it took you nine years to perfect the Sassoon technique. How did you appease the failed experiments?</w:t>
-        <w:br/>
-        <w:t>A. ''It'll grow, darling. Come back and be my guest.''</w:t>
-        <w:br/>
-        <w:t>Q. What's crucial to being a great hairdresser?</w:t>
-        <w:br/>
-        <w:t>A. The ability to look at somebody's face and body structure. It's like sculpture. You eliminate the superfluous. Q. Name a celebrity with a good haircut.</w:t>
-        <w:br/>
-        <w:t>A. Victoria Beckham has a marvelous haircut, and so does Tom Cruise's wife. But so many of them are wearing what I call curtains. They have beautiful bones, and they hide them with their hair. It's nuts.</w:t>
-        <w:br/>
-        <w:t>Q. Do you watch award ceremonies' red-carpet coverage to stay au courant?</w:t>
-        <w:br/>
-        <w:t>A. I'm terrified about what goes on at these awards shows. I recently did an interview where they showed me really bad pictures from the Golden Globes and asked for my opinion. You can't tell me that there aren't super hairdressers working at the awards. They just don't have time to do a really good job. I didn't name names. All my life I've never knocked a hairdresser. It doesn't become me.</w:t>
-        <w:br/>
-        <w:t>Q. When you chopped off Mia Farrow's trademark long hair for ''Rosemary's Baby,'' it generated big headlines. How did you come up with her almost boyish look?</w:t>
-        <w:br/>
-        <w:t>A. Do you know how that happened? She had an argument with Mr. Sinatra, and she went to town on her hair. Then she called me and said, ''Vidal, could you straighten my hair out?'' I said, ''Mia, I can only go short.''</w:t>
-        <w:br/>
-        <w:t>Q. Was your enduring tag line, ''If you don't look good, we don't look good,'' your idea?</w:t>
-        <w:br/>
-        <w:t>A. No. I was backstage at a show we were doing in New Orleans, and a gentleman named Peter Rogers, an advertising genius out of New York, came over and introduced himself. All he said was, ''If you don't look good, we don't look good.'' I knew instinctively it was the right saying.</w:t>
-        <w:br/>
-        <w:t>Q. The tone of those interviewed in ''Vidal Sassoon'' is very loving. Were you given editorial control?</w:t>
-        <w:br/>
-        <w:t>A. No. I wanted them to have a clear, open field of thought rather than me pushing ideas into their head. Q. Reportedly Joan Rivers sent a three-page e-mail to the director of the documentary ''Joan Rivers: A Piece of Work'' outlining suggestions for improvements.</w:t>
-        <w:br/>
-        <w:t>A. She probably wasn't in comedy, the director. Michael Gordon and I, we both come from hair. Joan Rivers is one of the funniest women alive. I definitely want to see her documentary.</w:t>
-        <w:br/>
-        <w:t>Q. It's about how she was 76 and a total workaholic.</w:t>
-        <w:br/>
-        <w:t>A. I'm 83. Who wants to stop working?</w:t>
-        <w:br/>
-        <w:br/>
-        <w:t>http://www.nytimes.com</w:t>
-        <w:br/>
-        <w:t>Correction</w:t>
-        <w:br/>
-        <w:br/>
-        <w:br/>
-        <w:t>This article has been revised to reflect the following correction: An article on Page 12 this weekend about the hairdresser Vidal Sassoon and the new documentary ''Vidal Sassoon The Movie'' misstates the given name of a hair product mogul who produced the movie. He is Michael Gordon, not Mark.</w:t>
-        <w:br/>
-        <w:t>Correction-Date: February 6, 2011</w:t>
-        <w:br/>
-        <w:br/>
-        <w:t>Graphic</w:t>
-        <w:br/>
+        <w:t>Sandra Salmans is a freelance writer based in London.</w:t>
         <w:br/>
         <w:t xml:space="preserve"> </w:t>
         <w:br/>
-        <w:t>PHOTOS: Vidal Sassoon is the subject of a new documentary film, ''Vidal Sassoon The Movie.'' Right, a scene from the film shows Mr. Sassoon on the Millennium Bridge in London. Above, vintage Sassoon looks on contemporary models, in a still taken during the shooting of the film. (PHOTOGRAPHS BY MICHAEL GORDON/PHASE4 FILMS)</w:t>
+        <w:t>By SANDRA SALMANS</w:t>
+        <w:br/>
+        <w:t>LONDON On the windswept Dorset coast, 150 miles from here, a remarkable range of talents have been assembled to make what is likely to be one of the most talked-about films of 1981: ''The French Lieutenant's Wom-an,'' based on the best-selling novel by John Fowles. With the notable exception of Meryl Streep in the title role, virtually everyone involved in the undertaking is British. And that's unusual.</w:t>
+        <w:br/>
+        <w:t>The screenplay is by the British playwright Harold Pinter. The director is Karel Reisz, born in Czechoslovakia but raised in Britain, whose ''Saturday Night and Sunday Morning'' helped usher in a new cinematic era 20 years ago. The producer is Leon Clore, who collaborated with Mr. Reisz on another major 60's film, ''Morgan - A Suitable Case for Treatment. ''</w:t>
+        <w:br/>
+        <w:t>AN-A</w:t>
+        <w:br/>
+        <w:t>The money, of course, is American (United Artists), yet ''The French Lieutenant's Woman,'' with its British inspiration and script, is more identifiably British than are most of the films that are made here or financed by British backers these days. And consequently, its production calls attention to the generally sad state of the once brilliant and successful British film industry. To be sure, the local film studios such as Elstree and Pinewood are busier now than they have been in years, but they are working mainly on such conspicuously American movies as the sequels to ''Star Wars'' and ''Superman.'' In cinema today, ''the local product in Britain is the American film,'' said Mamoun Hassan, the Saudi-born, British head of the National Film Finance Corp., which dispenses Government funds to British filmmakers.</w:t>
+        <w:br/>
+        <w:t>It has not always been that way, of course, and it does not take a film buff to recall some of the identifiably British memorable films of previous decades. In the 40's there were Carol Reed's ''The Third Man'' and ''Odd Man Out,'' and David Lean's Dickens classics and wistful ''Brief Encounter.'' The Ealing Studios crafted understated British humor into such whimsical comedies as ''The Lavender Hill Mob'' and ''Kind Hearts and Coronets.'' The 60's brought the neorealism of Mr. Reisz, Lindsay Anderson (''This Sporting Life'') and other talented young directors, as well as the ''swinging London'' cinema exemplified by John Schlesinger's ''Darling.'' But the flow dried up in the 70's, and it would be difficult to cite many individual recent films, let alone entire genres, that are recognizably British.</w:t>
+        <w:br/>
+        <w:t>The industry's decline was underscored last month with the announcement that the Rank Organization, whose 30-year output included several Lean films, Laurence Olivier's ''Hamlet'' and ''Henry V,'' ''Odd Man Out'' and ''This Sporting Life,'' was pulling out of filmmaking. For Rank it was the end of a three-year return to filmmaking, which the company had previously abandoned in 1966 -but the experiment failed. With production budgets spiraling and interest rates soaring, ''It now takes too long to recoup money on films,'' said a spokesman for Rank, which once dominated the British film industry.</w:t>
+        <w:br/>
+        <w:t>Rank's departure leaves only two major production-distribution houses in the field: Associated Communications Corp., which is dominated by its television business, and Thorn EMI, which gets most of its revenue from music and electronics. Although both ACC and EMI are budgeting more for films, the two companies - headed respectively by brothers Lord Lew Grade and Lord Bernard Delfont - are, through a joint company, increasingly shifting their production and distribution activities to the United States.</w:t>
+        <w:br/>
+        <w:t>At the same time, the funds available to independent filmmakers have shrunk sharply. The NFFC, which in the past 30 years has helped underwrite more than 750 feature films, including ''The Third Man, '' ''Room at the Top,'' ''The Servant'' and ''The Europeans,'' has also been crippled by inflation. In its first year, it partially funded 62 films; last year the total shrank to two.</w:t>
+        <w:br/>
+        <w:t>Nor is its plight likely to improve under the free-enterprise Tory government. A recent Film Bill gave the NFFC a one-time grant of $2.3 million, plus $3.5 million yearly from cinema revenues - a sum denounced by NFFC proponents as ''derisory.'' Mr. Hassan, who had earlier projected that the NFFC would have to fund at least 10 films yearly to revive the British cinema, has already halved his ambitions. ''We're trying to breathe life into a corpse,'' he said.</w:t>
+        <w:br/>
+        <w:t>And so the question becomes - as Hollywood might put it - Who killed British cinema? Everyone in the industry seems to have his favorite culprits, and the long list includes such seemingly frivolous causes as the changeable English weather, which makes location shooting a risky proposition, and the shabby condition of many British movie theaters. But a number of the factors underlying the collapse of the British film industry can also be detected behind the ruin of other indigenous businesses: a deluge of imports, a dearth of investment and, in Lindsay Anderson's words, ''an exhaustion of the imagination.' '</w:t>
+        <w:br/>
+        <w:t>Compounding these problems, in a chicken-and-egg situation, is the fact that the British public doesn't go to movies the way it used to. Cinema admissions here have fallen steeply every year since World War II, from 1.6 billion in 1946 to a low of 103 million in 1977. The figure has recently begun to climb, but observers attribute this less to a genuine cinema revival than to the popularity of a few big, American films such as ''Star Wars'' and ''Superman.'' As Mr. Hassan ruefully put it, ''Britain is the only country without a home market for its films.''</w:t>
+        <w:br/>
+        <w:t>The precipitous drop in cinema audiences can be blamed largely on British television - probably the best in the world and, on two stations out of three, free of commercial interruption. During its start-up years, according to George Perry, author of ''The Great British Picture Show,'' a history of British cinema, television here was restrained less than film by censorship, and was thus more closely in touch with the rapidly-changing public tolerance for barracks' room language and the display of sex and violence. It is a widely-held view in the industry that some of Britain's best filmmakers today are working in TV.</w:t>
+        <w:br/>
+        <w:t>But a more profound explanation of the cinema's unpopularity lies in Britain's class-consciousness. ''Our social and cultural system probably makes it impossible to produce popular cinema,'' declared Mr. Anderson. While theater is a middle-class art and television can accommodate different audiences on three different stations, ''cinema must appeal to a wide public,'' he said. ''But in the U.K., popular entertainment is either genteel and middle-class, or vulgar, jolly and working-class, like the 'Carry-On' films. British cinema flourished most during the war, when there was a forcible unification of the country, and class mattered least.''</w:t>
+        <w:br/>
+        <w:t>Mr. Anderson also complained that British intellectuals ''have never supported their own cinema. Before the war they preferred French or, if they were left-wing, Soviet cinema. After the war they liked Ingmar Bergman. Now it's the Americans. There's a passive prejudice against anything homegrown.''</w:t>
+        <w:br/>
+        <w:t>While box-office receipts have plummeted, production costs have soared, exacerbating the British filmmakers' dilemma. According to one estimate, no more than $2.3 million should be budgeted for a film targeted at the U.K. market, if it is to cover costs - and most filmmakers want to do better than just break even . But the current taste is for costly films with splashy special effects. In America, the average movie budget is now about $9 million - a staggering figure that nonetheless can be comfortably met by a home market that accounts for some 60 percent of the world gross for any film.</w:t>
+        <w:br/>
+        <w:t>For the major British film companies, the solution was obvious: beat the Americans at their own game by making American or ''trans-Atlantic'' films. The results so far have been mixed. Rank, which straddled the fence between Britain and America with remakes of such Hitchcock movies as ''The 39 Steps'' and ''The Lady Vanishes,'' lost nearly $4 million last year.</w:t>
+        <w:br/>
+        <w:t>EMI, on the other hand, had major successes in ''The Deer Hunter'' and ''Death on the Nile,'' and is continuing its made-in-America program with ''Honky Tonk Freeway,'' set in Florida, and a remake of ''The Jazz Singer,'' with Neil Diamond and Laurence Olivier. ACC, despite a lackluster track record in which ''The Muppet Movie'' was the only notable success, is nonetheless accelerating its program of low-brow, high-budget films - many of them aimed directly at U.S.  television. And to ensure that they, unlike their predecessors, reap the benefits of success, they are taking a grip on distribution in the all-important American market.</w:t>
+        <w:br/>
+        <w:t>But while Lord Grade is reportedly spending $32 million on ''Raise the Titanic'' and his brother at EMI is filming ''S.O.S. Titantic'' for television, they have warily avoided investments in more adventurous, indigenous films. ''Hollywood's attitude toward a new film is, 'It's unlike anything else, therefore we'll take it','' said Mr. Hassan. ''The attitude here is, 'It's unlike anything else, therefore we won't take it'.''</w:t>
+        <w:br/>
+        <w:t>One of the most British films of recent years, ''Monty Python' s Life of Brian,'' was financed by an individual, the former Beatle George Harrison, after being turned down by EMI. ''Breaking Glass,'' a rock-music film that was hailed at Cannes in May and is scheduled to be released shortly in Britain and the United States (where Paramount will handle distribution), was financed by a wealthy Egyptian shipping family. ''Rank and EMI turned us down, and Lord Grade didn't even return our phone call,'' said the film's co-producer Clive Parsons.</w:t>
+        <w:br/>
+        <w:t>''Babylon,'' a film about blacks in Brixton Prison that Variety called ''a British film with more heart and soul than any homeproduced feature of the last 20 years,'' received its funds from the NFFC and an English recordings company. As for ''The French Lieutenant's Woman,'' the major British film companies ''never expressed interest, and I'm not surprised,'' said its producer, Leon Clore. ''With a small program, they have a tendency to play it safe - and that tends to lead to disaster.''</w:t>
+        <w:br/>
+        <w:t>Mr. Clore also observed that, ''If Americans didn't speak English, we'd have no problem.'' The film industries of France, Italy and Germany can shelter behind a language barrier, he explained, whereas Britain has no such natural protection from a flood of Hollywood products.</w:t>
+        <w:br/>
+        <w:t>This vulnerability saps the British film industry in two ways.  First, the British public, insofar as it attends the movies at all, flocks to see American films. And second, as a consequence, British filmmakers and actors are lured to the U.S. to work for the more dynamic, better-paying industry there. Michael Relph, a veteran producer who, with a young Scottish entrepreneur, Don Boyd, is trying to encourage indigenous films, summed up the situation: ''Every time we discover some one,'' he said, ''he immediately goes to Hollywood.''</w:t>
       </w:r>
     </w:p>
     <w:sectPr>

--- a/example_articles/countries/United Kingdom/3.countries_United Kingdom_New_York_Times.docx
+++ b/example_articles/countries/United Kingdom/3.countries_United Kingdom_New_York_Times.docx
@@ -7,7 +7,7 @@
         <w:pStyle w:val="Heading1"/>
       </w:pPr>
       <w:r>
-        <w:t>ARE BRITISH FILMS FINISHED?</w:t>
+        <w:t>The Long Game</w:t>
       </w:r>
     </w:p>
     <w:p>
@@ -17,17 +17,17 @@
     </w:p>
     <w:p>
       <w:r>
-        <w:t>Date: 1980-07-13</w:t>
+        <w:t>Date: 2023-08-20</w:t>
       </w:r>
     </w:p>
     <w:p>
       <w:r>
-        <w:t>Section: Section 2; Page 1, Column 4; Arts and Leisure Desk</w:t>
+        <w:t>Section: Section M2; Column 0; TStyle; Pg. 123</w:t>
       </w:r>
     </w:p>
     <w:p>
       <w:r>
-        <w:t>Source file: NYT/54.DOCX</w:t>
+        <w:t>Source file: NYT/7.DOCX</w:t>
       </w:r>
     </w:p>
     <w:p>
@@ -49,57 +49,84 @@
     </w:p>
     <w:p>
       <w:r>
-        <w:t>--------------------------------------------------------------------</w:t>
+        <w:t>Though the singer has maintained a strict line between her music and her private life, she's leveraging her personal passions in a bid to become a media mogul.</w:t>
         <w:br/>
-        <w:t>Sandra Salmans is a freelance writer based in London.</w:t>
+        <w:t xml:space="preserve">LET'S GET THIS out of the way: Dua Lipa is finishing her third album. It's due for release in 2024 and, despite the trend of musicians announcing and delaying records for years, Lipa will almost certainly meet her deadline. It's funny to think of a pop star -- or any successful young artist -- as just another striving professional. But at 27, Lipa has already become the kind of multihyphenate entrepreneur who not only finishes her assignments on time but discusses strategy and efficiency with the clarity of a company founder delivering a TED Talk. ''If I wasn't as organized as I am, I would be a mess right now,'' she says when we meet one drizzly May afternoon in London. The singer had asked one of her favorite restaurants, Sushi on Jones, hidden on the second floor of a King's Cross concert venue, to open before dinner so we could have the place to ourselves, then arrived 10 minutes early to make sure everything was as planned. </w:t>
+        <w:br/>
+        <w:t xml:space="preserve">  A lot happened in March 2020, so you probably won't recall that Lipa's second album, ''Future Nostalgia,'' leaked at the beginning of the lockdowns, denying her the precise rollout she'd spent many months finessing, postponing her international tour . . . and unintentionally cementing her as the leading pop star of the pandemic. Her barrage of shimmery singles -- music for ''dance crying,'' as she describes it -- later established her as the only female artist with two albums that have surpassed 10 billion streams on Spotify.</w:t>
+        <w:br/>
+        <w:t xml:space="preserve">  The next record will still be pop, she says, lest her ''fans have a meltdown.'' She doesn't want to ''alienate'' them, although she's developing a new sound that may be informed less by the house and disco beats beneath songs like ''Physical'' and ''Hallucinate'' than by 1970s-era psychedelia. She's working with a smaller group of songwriting collaborators, supposedly including Kevin Parker of the Australian psych-rock band Tame Impala, a rumor she all but confirms by denying: ''I don't know what you're talking about,'' she says, then looks away and laughs a little. Lipa's dressed -- almost studiously -- in pop star-off-duty drag: Ugg slip-ons, baggy white jeans, an old Elton John T-shirt, a few diamond-encrusted hoops in each ear.</w:t>
+        <w:br/>
+        <w:t xml:space="preserve">  She can come across as guarded, a little aloof, cool but not necessarily cold, which could be the way she's been her whole life -- or the result of having become globally famous during a period of deep isolation. She lacks the impulse, so common among people her age, to make unnecessary small talk or feign friendliness in order to appear likable. Instead, she remains assiduously on message, implying several times that she feels that journalists are usually trying to trap her or tease out information before she's ready to share it. ''Especially being in the public eye, someone's always waiting for you to trip or fail or whatever,'' she tells me. During our meal, which was arranged to last 90 minutes and ends exactly on time, ''whatever'' is one of the words she uses most, in a way that makes her sound wary of having to narrativize her own life.</w:t>
+        <w:br/>
+        <w:t xml:space="preserve">  But she's particularly taciturn about the forthcoming album because it's still in development -- a process that's ''insular and exciting,'' she says, even if ''you have no idea what the reaction is going to be once it's out, so there's this nervous feeling'' -- but also because there's so much else she prepared to discuss today: not herself, not the music, but the other elements comprising Lipa's unusual plan for longevity, something she's been working toward since she was 5, when she used to lead her classmates in schoolyard dance routines.</w:t>
+        <w:br/>
+        <w:t xml:space="preserve">  AFTER HER TOUR concluded last November, Lipa arrived in London and began focusing on several non-music projects, as well as cooking and relaxing in the house she's renovating in North London, near where she was raised by a pair of Albanian immigrants, Dukagjin and Anesa Lipa. They'd fled Kosovo in 1992, during the conflicts in the region, then eventually returned to Pristina, the capital; four years after that, they let their eldest daughter (Dua, whose name means ''love'' in Albanian) move back to England by herself when she was 15, where she briefly modeled and began to pursue music: Two years later, after appearing in a 2013 commercial for ''The X Factor,'' she signed with Ben Mawson, Lana Del Rey's manager.</w:t>
+        <w:br/>
+        <w:t xml:space="preserve">  Here in London -- where her parents, younger brother (Gjin, 17) and sister (Rina, 22, an up-and-coming model) also live again -- she enjoys eating vegetable samosas at Gymkhana and drinking orange wine at Westerns Laundry. Among her friends, who predate her fame and, she says, ''ignore me in my own kitchen,'' she's the one who plans birthday dinners and trips. Many of these restaurants and destinations end up in Service95, the arts and culture newsletter she launched in February of last year after wanting a place to write about the bakeries, bookstores and other venues she'd been keeping lists of since she was a teenager.</w:t>
+        <w:br/>
+        <w:t xml:space="preserve">  On the Covers</w:t>
+        <w:br/>
+        <w:t xml:space="preserve">  She's currently recording a third season of her podcast, ''Dua Lipa: At Your Service,'' an accompaniment to Service95, for which Lipa interviews fellow artists like the singer Billie Eilish and the actor Dan Levy; queer activists like Brandon Wolf, who fights for gun reform after having survived the 2016 shooting at the Pulse nightclub in Orlando, Fla.; and writers like Min Jin Lee and Esther Perel (as well as Hanya Yanagihara, this magazine's editor in chief). She finishes each conversation by asking for a list of recommendations, whether that's Los Angeles restaurants (Levy) or activists to follow (Wolf); her hope, she says, is to be of service to her readers and listeners, many of whom were likely born around 1995, when she was, hence the name. Earlier this summer, she created a Service95 book club; Douglas Stuart's ''Shuggie Bain'' (2020), a gay coming-of-age story set in working-class Glasgow, was her first pick. Lipa also released a fashion collection that she co-designed with Donatella Versace, full of butterfly-print bikinis and floral stretch dresses. Its theme was La Vacanza, Italian for ''vacation,'' mirroring Lipa's dominant, if slightly ironic, aesthetic on Instagram, where it looks like all she ever does is relax by a pool.</w:t>
+        <w:br/>
+        <w:t xml:space="preserve">  Not long after, she'd appear as a mermaid in Greta Gerwig's ''Barbie,'' a fitting acting debut, given that it's based on a doll who's a former teenage fashion model and, in a single afternoon, bounces between her many demanding professions. ''I don't even want to show you my phone, because I'm embarrassed about it, but it's really down to the minute: where I'm going, what I'm doing,'' Lipa tells me, then opens her calendar app, frowns and eventually turns the screen in my direction. ''Wake up, glam, prep for podcast,'' she says, scrolling through a day of appointments. ''I have to watch 'Succession,' so I've got to schedule that,'' she adds, pointing at the 7 p.m. slot, which is also when she'll eat dinner. She even plans her showers, wherever she can fit them in. ''For as long as I'm having fun, I'm going to keep making music,'' she says. ''But why can't I do other things that I love, too?''</w:t>
+        <w:br/>
+        <w:t xml:space="preserve">  IF THE DREAM of pop stardom is far-fetched for all but a few, the musical aspect of Lipa's empire is, oddly, the least unique thing about it: With her husky voice and relatably imperfect dance moves, she releases catchy, inspirational who-needs-men anthems in collaboration with some of the world's greatest audio minds and businesspeople. All of them have chosen to put millions of dollars into manufacturing and promoting her earwormy singles not only because she's talented and beautiful and has good sonic instincts but also because she is -- unlike most of her predecessors and peers -- admittedly, almost defiantly, not sloppy. ''I've probably spent more time waiting for artists to show up in the studio than I have working with artists,'' says Mark Ronson, the 47-year-old record producer who has made two singles with Lipa, including ''Dance the Night'' from this summer. ''If she's two minutes late -- literally, if it's 12:02 -- there's a text: 'Sorry, running five minutes late.' That's not superstar behavior, you know? She still works with the mind-set that she hasn't [made it] yet.'' Lipa's particularly good at editing, he adds, at tediously working and reworking a chorus or melody. She's comfortable making decisions quickly and multitasking: Sometimes while she's onstage doing her choreography, she says, she's also thinking about what she's going to eat afterward.</w:t>
+        <w:br/>
+        <w:t xml:space="preserve">  Pop, like all genres of creative expression, is more commercialized than ever. The musicians themselves are making less and less money, and those who grew up listening to artists like Britney Spears, Whitney Houston and Amy Winehouse (whom Lipa's soulful raspiness sometimes summons) have clearly internalized the tragic lessons of those lives and careers. As women in a field driven by sex appeal -- it's no accident that Lipa announced her book club with some swimsuit selfies -- they learn early on that people are constantly trying to use them. The smart ones, then, become alert to opportunities to diversify their portfolios and work their way to a kind of moguldom that outlasts radio trends. They grapple with the fact that popular music is a cat-and-mouse game, in which singers must switch up their sound often (while never straying too far from their original persona); refrain from releasing records too frequently so that their fans don't get bored; and yet recognize, even then, that the audience and the industry might still discard them once they're in their 30s.</w:t>
+        <w:br/>
+        <w:t xml:space="preserve">  Rihanna, who hasn't released an album since 2016, has her multibillion-dollar Fenty Beauty line; Ariana Grande will soon star as Glinda in Universal's ''Wicked'' juggernaut. Lipa, who has filed trademarks for merchandise including cosmetics and will appear next year in the spy film ''Argylle,'' has made inroads in both of those directions; watching her and her cohorts' shared trajectory, you get the sense that they're expanding into other realms as early and as widely as they can, in part to guarantee their ubiquity but also to ensure against obsolescence. But with her multipronged pursuits (most of which fall under the banner of Service95, ''the ultimate cultural concierge,'' according to its tag line), Lipa's approach is distinct in that she's leading with ideas and information, not products, curating culture in addition to contributing to it. What began as a minimally designed newsletter created with a few former magazine editors -- the issues are free and the first one featured short pieces about South African house music and the Irish disability advocate and writer Sinéad Burke -- has since grown to accommodate YouTube cooking videos, live book talks with authors (hosted by Lipa) and reported series dedicated to such topics as men's mental health and the spiking crisis in London, where young people are unknowingly being drugged by strangers at bars.</w:t>
+        <w:br/>
+        <w:t xml:space="preserve">  Service95 represents who Lipa is ''behind closed doors,'' she says, a space where discussions around trans liberation are as common as those about jewelry and yoga. Though she's a young, ambitious millennial, the content reflects the very Gen Z belief that all art and culture must be motivated by social justice and that all artists must talk about their ethics and values (at least those deemed palatably progressive) in all contexts and environments. ''My intention is never to be political ... but there's a political bent to my existence,'' Lipa says. ''The easiest thing you can do is just hide away and not have an opinion about anything.'' The singer is nevertheless cautious about how she lets her contributors use this microphone. She knows she's the one who would face repercussions if a problem arose, so she approves every story herself and leads weekly editorial meetings. If it continues to grow, Service95 might one day replace the glossy, feminist-leaning fashion magazines of the 2000s; right now, it's reminiscent of the chatty, lo-fi publications that the aughts-era blogger Tavi Gevinson offered young fans with ''Rookie'' before becoming an actress.</w:t>
+        <w:br/>
+        <w:t xml:space="preserve">  ''I think it's a marketing tool: How confessional can you be?'' she says. ''I also don't put so much of my life out there for people to dig into the music in this weird, analytical way.''</w:t>
+        <w:br/>
+        <w:t xml:space="preserve">  Lipa, however, has taken the reverse course: Rather than amassing enough access and power within media to eventually jettison the industry for something more glamorous, she's using her celebrity to expose her readers to everything she's witnessing from her perch. ''The world is really big, and maybe things don't get to your [corner], so it's a way of bringing everything together,'' she says. This is a canny strategy, for it implies that Lipa's a normal woman who just hustled her way into an abnormally charmed life while somehow staying grounded. It also makes her seem generous, despite the occasional tone-deaf moment, as when she wrote last November that she ''saves up'' to go shopping at Amore, the Tokyo vintage luxury handbag emporium.</w:t>
+        <w:br/>
+        <w:t xml:space="preserve">  Among famous women turned media mavens, a category that has recently grown to include the talk show hosts Drew Barrymore and Kelly Clarkson, Lipa's closest analog might be Gwyneth Paltrow, although Goop is much larger and more lucrative than Service95. Lipa won't share audience metrics, but she does plan to bring some readers together at a forthcoming event series that will focus on food, wine and books. (''Like Oprah?'' I ask, but she shrugs off the comparison: ''We don't really have Oprah [in London].'') She's more inspired by Reese Witherspoon, the actress best known for playing Type A go-getters like Tracy Flick in ''Election'' (1999) who later became one of the first celebrities to launch her own book club, partly to create a pipeline of women-centered stories that her company could option for film and television. Maybe Lipa will do something like that, she tells me, but she hasn't thought of a model ''to base Service95 on, which is cool because then it can be its own thing,'' she adds, sounding like the content executive she's becoming. ''I've found being in the media this way very encouraging.''</w:t>
+        <w:br/>
+        <w:t xml:space="preserve">  She is, after all, a woman about whom many things have been written who now gets to write the story herself. In the newsletter, this takes the form of a short, paragraph-long editor's letter. But on the podcast, the third season of which is now running weekly in partnership with the BBC, Lipa's more present. Before speaking with each of her guests in conversations that can last an hour or longer, she says she does four or five days of research; Lisa Taddeo, a 43-year-old journalist who published the nonfiction sex narrative ''Three Women'' in 2019, told me the singer was among the most natural interviewers she's talked to, ''impeccably prepared, yet off book in the most conversational way.'' What Lipa's doing is different than journalism, though, if only because, as she admits, she avoids bringing up anything that might make her interviewees uncomfortable. She typically deflects inquiries about herself in favor of gathering advice from her subjects, who seem to open up in these conversations; it's easy to forget that they're speaking with another artist rather than any other geekily inquisitive host.</w:t>
+        <w:br/>
+        <w:t xml:space="preserve">  Last September, Monica Lewinsky went on the show, where she discussed the Clinton sex scandal and how she recovered from her despair. She was nearly ''publicly humiliated to death,'' she says, after which Lipa lets out a heavy sigh. ''Something that really struck me was how feminists agonized over you,'' Lipa responds. ''Whether you were using your own agency. Were you a victim? And I really wonder how this has evolved, and how this experience has defined your own relationship with the feminist movement because, for me, it completely blew me away that feminism then isn't how we know it now, and maybe abuse of power wasn't at the top of the list.''</w:t>
+        <w:br/>
+        <w:t xml:space="preserve">  ''It was your generation,'' Lewinsky later reminds her, ''that insisted on re-evaluating my story.'' After their conversation, Lipa decided that the interviews in the third season should each be dedicated to a single topic, much like Lewinsky's was centered on shame and healing. For the first episode, which premiered in June, the singer made what felt like a self-referential gambit: She invited on the English YouTuber Amelia Dimoldenberg, the host of the series ''Chicken Shop Date'' -- in which she awkwardly interviews actresses like Jennifer Lawrence and Keke Palmer in a fast-food restaurant -- to discuss ''how to grow your empire and build your brand,'' as Lipa says in her editor's note announcing the episode. Dimoldenberg's advice: ''Especially for women ... you feel like you have to please everyone, you have to come across a certain type of way where you're not being a diva,'' to which Lipa murmurs in agreement. ''Believe in your idea,'' Dimoldenberg adds. ''That's the most important thing.''</w:t>
+        <w:br/>
+        <w:t xml:space="preserve">  EVEN IF LIPA can do all of this, the question remains: Why? Obviously, she could fill her days just being a massively successful musician. But a few weeks after our lunch, she tells me over the phone that she would be ''doing a disservice'' to herself if she weren't ''exploring all the things [she] loved and wanted to share.'' It's similar to other explanations she's given me: She likes ''being thrown into the deep end'' and acquiring new skills, above all those that are ''aligned'' with her ''activism and love of reading.'' She's been interested in media since high school, especially after her father got a master's degree in journalism when he returned to Kosovo. (He became her manager last year after she parted ways with Mawson.) She wants to honor the sacrifices her parents made; these various gigs satisfy ''what's maybe the immigrant mentality ... this thing I have in my head where I know that, if I don't work hard enough, the rug could just be pulled from under my feet.'' If the music stops bringing in audiences, maybe these other enterprises will.</w:t>
+        <w:br/>
+        <w:t xml:space="preserve">  She never says that last part; she probably never would. She also doesn't say what I think is the real answer, which is this: Anyone who works in media can tell you that there's no better way to lead the conversation without ever having to actually talk about yourself. While Lipa's editorial initiative may seem like an act of self-exposure, it's in fact one of self-protection -- it allows her to connect regularly with her audience by sharing her favorite Spanish wine, the public art installations she enjoyed visiting in rural Japan, the causes or activists or artists she cares about. Sharing a lifestyle, however, is different than sharing a life.</w:t>
+        <w:br/>
+        <w:t xml:space="preserve">  During the rare instances when she has to address something more intimate, her own outlets are the ideal way to disseminate the message. After DaBaby, a rapper featured on a remix of her song ''Levitating,'' was videotaped making homophobic comments at a 2021 music festival, Lipa wrote a statement on Instagram, where she has 88.6 million followers, renouncing him and encouraging her fans to fight the stigma around H.I.V./AIDS. That sort of direct communication ''was something artists didn't have before,'' she says. ''Whatever was said about you in the press, that was it: That's who you are.''</w:t>
+        <w:br/>
+        <w:t xml:space="preserve">  In 2021, an organization founded by the American Orthodox rabbi Shmuley Boteach ran a full-page ad in The New York Times accusing Lipa of antisemitism after she defended Palestinian human rights. Her representatives asked the paper's leaders to apologize, but they didn't. For more than two years, Lipa has turned down all coverage opportunities in The Times. Then she convinced Dean Baquet, the newspaper's former executive editor, to come on her podcast last December. When she brought up the controversy, he had little to say about the company's decisions (he still works here), explaining the church-and-state divisions between editorial and advertising departments. To her, the exchange went as anticipated: ''It was enough for me to voice it to the guy at the top,'' and she could then move on from something that had bothered her for years.</w:t>
+        <w:br/>
+        <w:t xml:space="preserve">  All these decisions are hers to make, of course -- she owes the public no more or no less than she chooses. Still, it's interesting, novel even, to watch a celebrity build a brand off her own interests and obsessions, rather than allow her private life to become an interest and obsession of others. Since the dawn of Madonna, we've expected pop stars (and indeed all female artists) to bare all -- to reference their mental health struggles (Lady Gaga) or their partners' cheating scandals (Beyoncé) -- only to judge and punish them for doing so. Lipa refuses to engage on that level. Her music, too, avoids the strange dissonance of other female artists (Taylor Swift; Adele) who've achieved success by exposing everyday secrets and sadnesses, only to find themselves stuck looping those same narratives now that their lives aren't so relatable. Lipa won't sing about those kinds of Easter eggs: ''I think it's a marketing tool: How confessional can you be?'' she says. ''I also don't put so much of my life out there for people to dig into the music in this weird, analytical way.''</w:t>
+        <w:br/>
+        <w:t xml:space="preserve">  The next album will be ''more personal,'' she offers, but that's not why she's doing it. Two days before we'd met for sushi, Lipa had been rewatching ''How Can You Mend a Broken Heart,'' the 2020 documentary about the Bee Gees, ''just bawling my eyes out,'' she says, with her boyfriend, Romain Gavras, a 42-year-old French Greek film director. (Tellingly, her relationship with Gavras is the only thing her publicist asked that I not bring up myself.) In the film, someone talks about ''music that just makes your body feel good,'' she explains. ''Those are the songs I get attached to -- that's the kind of feeling I want to convey.'' Already, she's proved herself adept as a singer in conjuring those sorts of sensations. But as she keeps talking, I notice that the ordinary gesture of recommending a film I haven't seen is making her feel good, too. ''You should definitely watch it,'' she says, interrupting her thoughts about her own music. ''It's amazing. I cry every time.''</w:t>
+        <w:br/>
+        <w:t xml:space="preserve">  Hair by Rio Sreedharan. Makeup by Samantha Lau. Set design by Afra Zamara for Second Name. Production: Farago Projects. Manicurist: Michelle Humphrey for LMC Worldwide. Photo assistants: Daniel Rodriguez Serrato, Enzo Farrugia, Hermine Werner. Set designer's assistants: Tatyana Rutherston, Viola Vitali, Oualid Boudrar. Tailor: Sabrina Gomis Vallée. Stylist's assistants: Martí Serra, Alexis Landolfi, Anna Castellano</w:t>
+        <w:br/>
+        <w:br/>
+        <w:t>https://www.nytimes.com/2023/08/07/t-magazine/dua-lipa-service95.html</w:t>
+        <w:br/>
+        <w:br/>
+        <w:t>Graphic</w:t>
+        <w:br/>
         <w:br/>
         <w:t xml:space="preserve"> </w:t>
         <w:br/>
-        <w:t>By SANDRA SALMANS</w:t>
+        <w:t>PHOTOS: The pop star Dua Lipa, photographed in Paris on May 25, 2023, wears a Gucci coat (with brooch), $12,900, pants, $5,200, sunglasses, $695, and shoes, $1,250, gucci.com</w:t>
         <w:br/>
-        <w:t>LONDON On the windswept Dorset coast, 150 miles from here, a remarkable range of talents have been assembled to make what is likely to be one of the most talked-about films of 1981: ''The French Lieutenant's Wom-an,'' based on the best-selling novel by John Fowles. With the notable exception of Meryl Streep in the title role, virtually everyone involved in the undertaking is British. And that's unusual.</w:t>
+        <w:t>andSkims bra, $34, skims.com. Alaïa dress, $3,320, and scarf, $4,090, maison-alaia.com/us</w:t>
         <w:br/>
-        <w:t>The screenplay is by the British playwright Harold Pinter. The director is Karel Reisz, born in Czechoslovakia but raised in Britain, whose ''Saturday Night and Sunday Morning'' helped usher in a new cinematic era 20 years ago. The producer is Leon Clore, who collaborated with Mr. Reisz on another major 60's film, ''Morgan - A Suitable Case for Treatment. ''</w:t>
+        <w:t>Skims bra</w:t>
         <w:br/>
-        <w:t>AN-A</w:t>
+        <w:t>Stuart Weitzman shoes, $495, stuartweitzman.com</w:t>
         <w:br/>
-        <w:t>The money, of course, is American (United Artists), yet ''The French Lieutenant's Woman,'' with its British inspiration and script, is more identifiably British than are most of the films that are made here or financed by British backers these days. And consequently, its production calls attention to the generally sad state of the once brilliant and successful British film industry. To be sure, the local film studios such as Elstree and Pinewood are busier now than they have been in years, but they are working mainly on such conspicuously American movies as the sequels to ''Star Wars'' and ''Superman.'' In cinema today, ''the local product in Britain is the American film,'' said Mamoun Hassan, the Saudi-born, British head of the National Film Finance Corp., which dispenses Government funds to British filmmakers.</w:t>
+        <w:t>her own earrings</w:t>
         <w:br/>
-        <w:t>It has not always been that way, of course, and it does not take a film buff to recall some of the identifiably British memorable films of previous decades. In the 40's there were Carol Reed's ''The Third Man'' and ''Odd Man Out,'' and David Lean's Dickens classics and wistful ''Brief Encounter.'' The Ealing Studios crafted understated British humor into such whimsical comedies as ''The Lavender Hill Mob'' and ''Kind Hearts and Coronets.'' The 60's brought the neorealism of Mr. Reisz, Lindsay Anderson (''This Sporting Life'') and other talented young directors, as well as the ''swinging London'' cinema exemplified by John Schlesinger's ''Darling.'' But the flow dried up in the 70's, and it would be difficult to cite many individual recent films, let alone entire genres, that are recognizably British.</w:t>
+        <w:t>and stylist's own underwear. Hair by Rio Sreedharan for the Wall Group. Makeup by Samantha Lau. Set design by Afra Zamara for Second Name. Production: Farago projects. MANICURIST: MICHELLE HUMPHREY for LMC WORLDWIDE. Photo assistants: DANIEL RODRIGUEZ SERRATO, ENZO FARRUGIA, HERMINE WERNER. SET DESIGNER's ASSISTANTS: TATYANA RUTHERSTON, VIOLA VITALI, OUALID BOUDRAR. TAILOR: SABRINA GOMIS VALLÉE. Stylist's assistants: MARTí SERRA, ALEXIS LANDOLFI, ANNA CASTELLANO (PHOTOGRAPHS BY LUIS ALBERTO RODRIGUEZ</w:t>
         <w:br/>
-        <w:t>The industry's decline was underscored last month with the announcement that the Rank Organization, whose 30-year output included several Lean films, Laurence Olivier's ''Hamlet'' and ''Henry V,'' ''Odd Man Out'' and ''This Sporting Life,'' was pulling out of filmmaking. For Rank it was the end of a three-year return to filmmaking, which the company had previously abandoned in 1966 -but the experiment failed. With production budgets spiraling and interest rates soaring, ''It now takes too long to recoup money on films,'' said a spokesman for Rank, which once dominated the British film industry.</w:t>
-        <w:br/>
-        <w:t>Rank's departure leaves only two major production-distribution houses in the field: Associated Communications Corp., which is dominated by its television business, and Thorn EMI, which gets most of its revenue from music and electronics. Although both ACC and EMI are budgeting more for films, the two companies - headed respectively by brothers Lord Lew Grade and Lord Bernard Delfont - are, through a joint company, increasingly shifting their production and distribution activities to the United States.</w:t>
-        <w:br/>
-        <w:t>At the same time, the funds available to independent filmmakers have shrunk sharply. The NFFC, which in the past 30 years has helped underwrite more than 750 feature films, including ''The Third Man, '' ''Room at the Top,'' ''The Servant'' and ''The Europeans,'' has also been crippled by inflation. In its first year, it partially funded 62 films; last year the total shrank to two.</w:t>
-        <w:br/>
-        <w:t>Nor is its plight likely to improve under the free-enterprise Tory government. A recent Film Bill gave the NFFC a one-time grant of $2.3 million, plus $3.5 million yearly from cinema revenues - a sum denounced by NFFC proponents as ''derisory.'' Mr. Hassan, who had earlier projected that the NFFC would have to fund at least 10 films yearly to revive the British cinema, has already halved his ambitions. ''We're trying to breathe life into a corpse,'' he said.</w:t>
-        <w:br/>
-        <w:t>And so the question becomes - as Hollywood might put it - Who killed British cinema? Everyone in the industry seems to have his favorite culprits, and the long list includes such seemingly frivolous causes as the changeable English weather, which makes location shooting a risky proposition, and the shabby condition of many British movie theaters. But a number of the factors underlying the collapse of the British film industry can also be detected behind the ruin of other indigenous businesses: a deluge of imports, a dearth of investment and, in Lindsay Anderson's words, ''an exhaustion of the imagination.' '</w:t>
-        <w:br/>
-        <w:t>Compounding these problems, in a chicken-and-egg situation, is the fact that the British public doesn't go to movies the way it used to. Cinema admissions here have fallen steeply every year since World War II, from 1.6 billion in 1946 to a low of 103 million in 1977. The figure has recently begun to climb, but observers attribute this less to a genuine cinema revival than to the popularity of a few big, American films such as ''Star Wars'' and ''Superman.'' As Mr. Hassan ruefully put it, ''Britain is the only country without a home market for its films.''</w:t>
-        <w:br/>
-        <w:t>The precipitous drop in cinema audiences can be blamed largely on British television - probably the best in the world and, on two stations out of three, free of commercial interruption. During its start-up years, according to George Perry, author of ''The Great British Picture Show,'' a history of British cinema, television here was restrained less than film by censorship, and was thus more closely in touch with the rapidly-changing public tolerance for barracks' room language and the display of sex and violence. It is a widely-held view in the industry that some of Britain's best filmmakers today are working in TV.</w:t>
-        <w:br/>
-        <w:t>But a more profound explanation of the cinema's unpopularity lies in Britain's class-consciousness. ''Our social and cultural system probably makes it impossible to produce popular cinema,'' declared Mr. Anderson. While theater is a middle-class art and television can accommodate different audiences on three different stations, ''cinema must appeal to a wide public,'' he said. ''But in the U.K., popular entertainment is either genteel and middle-class, or vulgar, jolly and working-class, like the 'Carry-On' films. British cinema flourished most during the war, when there was a forcible unification of the country, and class mattered least.''</w:t>
-        <w:br/>
-        <w:t>Mr. Anderson also complained that British intellectuals ''have never supported their own cinema. Before the war they preferred French or, if they were left-wing, Soviet cinema. After the war they liked Ingmar Bergman. Now it's the Americans. There's a passive prejudice against anything homegrown.''</w:t>
-        <w:br/>
-        <w:t>While box-office receipts have plummeted, production costs have soared, exacerbating the British filmmakers' dilemma. According to one estimate, no more than $2.3 million should be budgeted for a film targeted at the U.K. market, if it is to cover costs - and most filmmakers want to do better than just break even . But the current taste is for costly films with splashy special effects. In America, the average movie budget is now about $9 million - a staggering figure that nonetheless can be comfortably met by a home market that accounts for some 60 percent of the world gross for any film.</w:t>
-        <w:br/>
-        <w:t>For the major British film companies, the solution was obvious: beat the Americans at their own game by making American or ''trans-Atlantic'' films. The results so far have been mixed. Rank, which straddled the fence between Britain and America with remakes of such Hitchcock movies as ''The 39 Steps'' and ''The Lady Vanishes,'' lost nearly $4 million last year.</w:t>
-        <w:br/>
-        <w:t>EMI, on the other hand, had major successes in ''The Deer Hunter'' and ''Death on the Nile,'' and is continuing its made-in-America program with ''Honky Tonk Freeway,'' set in Florida, and a remake of ''The Jazz Singer,'' with Neil Diamond and Laurence Olivier. ACC, despite a lackluster track record in which ''The Muppet Movie'' was the only notable success, is nonetheless accelerating its program of low-brow, high-budget films - many of them aimed directly at U.S.  television. And to ensure that they, unlike their predecessors, reap the benefits of success, they are taking a grip on distribution in the all-important American market.</w:t>
-        <w:br/>
-        <w:t>But while Lord Grade is reportedly spending $32 million on ''Raise the Titanic'' and his brother at EMI is filming ''S.O.S. Titantic'' for television, they have warily avoided investments in more adventurous, indigenous films. ''Hollywood's attitude toward a new film is, 'It's unlike anything else, therefore we'll take it','' said Mr. Hassan. ''The attitude here is, 'It's unlike anything else, therefore we won't take it'.''</w:t>
-        <w:br/>
-        <w:t>One of the most British films of recent years, ''Monty Python' s Life of Brian,'' was financed by an individual, the former Beatle George Harrison, after being turned down by EMI. ''Breaking Glass,'' a rock-music film that was hailed at Cannes in May and is scheduled to be released shortly in Britain and the United States (where Paramount will handle distribution), was financed by a wealthy Egyptian shipping family. ''Rank and EMI turned us down, and Lord Grade didn't even return our phone call,'' said the film's co-producer Clive Parsons.</w:t>
-        <w:br/>
-        <w:t>''Babylon,'' a film about blacks in Brixton Prison that Variety called ''a British film with more heart and soul than any homeproduced feature of the last 20 years,'' received its funds from the NFFC and an English recordings company. As for ''The French Lieutenant's Woman,'' the major British film companies ''never expressed interest, and I'm not surprised,'' said its producer, Leon Clore. ''With a small program, they have a tendency to play it safe - and that tends to lead to disaster.''</w:t>
-        <w:br/>
-        <w:t>Mr. Clore also observed that, ''If Americans didn't speak English, we'd have no problem.'' The film industries of France, Italy and Germany can shelter behind a language barrier, he explained, whereas Britain has no such natural protection from a flood of Hollywood products.</w:t>
-        <w:br/>
-        <w:t>This vulnerability saps the British film industry in two ways.  First, the British public, insofar as it attends the movies at all, flocks to see American films. And second, as a consequence, British filmmakers and actors are lured to the U.S. to work for the more dynamic, better-paying industry there. Michael Relph, a veteran producer who, with a young Scottish entrepreneur, Don Boyd, is trying to encourage indigenous films, summed up the situation: ''Every time we discover some one,'' he said, ''he immediately goes to Hollywood.''</w:t>
+        <w:t xml:space="preserve"> STYLED BY CARLOS NAZARIO) This article appeared in print on page M2123, M2124, M2125, M2126, M2127.</w:t>
       </w:r>
     </w:p>
     <w:sectPr>
